--- a/docs/module5/SEAM_TO_LEDGER_MAP.docx
+++ b/docs/module5/SEAM_TO_LEDGER_MAP.docx
@@ -9251,6 +9251,185 @@
     <w:p>
       <w:pPr>
         <w:pStyle w:val="FirstParagraph"/>
+      </w:pPr>
+      <w:r>
+        <w:rPr>
+          <w:b/>
+          <w:bCs/>
+        </w:rPr>
+        <w:t xml:space="preserve">Resolved (v0.13 → v0.14).</w:t>
+      </w:r>
+      <w:r>
+        <w:t xml:space="preserve"> </w:t>
+      </w:r>
+      <w:r>
+        <w:t xml:space="preserve">Both decisions above were ratified by the author:</w:t>
+      </w:r>
+      <w:r>
+        <w:t xml:space="preserve"> </w:t>
+      </w:r>
+      <w:r>
+        <w:t xml:space="preserve">(1) the Tier B relations are modeled as</w:t>
+      </w:r>
+      <w:r>
+        <w:t xml:space="preserve"> </w:t>
+      </w:r>
+      <w:r>
+        <w:rPr>
+          <w:b/>
+          <w:bCs/>
+        </w:rPr>
+        <w:t xml:space="preserve">opaque predicates quantified over every</w:t>
+      </w:r>
+      <w:r>
+        <w:rPr>
+          <w:b/>
+          <w:bCs/>
+        </w:rPr>
+        <w:t xml:space="preserve"> </w:t>
+      </w:r>
+      <w:r>
+        <w:rPr>
+          <w:b/>
+          <w:bCs/>
+        </w:rPr>
+        <w:t xml:space="preserve">valuation</w:t>
+      </w:r>
+      <w:r>
+        <w:t xml:space="preserve"> </w:t>
+      </w:r>
+      <w:r>
+        <w:t xml:space="preserve">(à la Module 3 sensor honesty); (2) v0.13 shipped the wrappers</w:t>
+      </w:r>
+      <w:r>
+        <w:t xml:space="preserve"> </w:t>
+      </w:r>
+      <w:r>
+        <w:rPr>
+          <w:b/>
+          <w:bCs/>
+        </w:rPr>
+        <w:t xml:space="preserve">additively</w:t>
+      </w:r>
+      <w:r>
+        <w:t xml:space="preserve">, and</w:t>
+      </w:r>
+      <w:r>
+        <w:t xml:space="preserve"> </w:t>
+      </w:r>
+      <w:r>
+        <w:rPr>
+          <w:b/>
+          <w:bCs/>
+        </w:rPr>
+        <w:t xml:space="preserve">v0.14 executed the deprecation</w:t>
+      </w:r>
+      <w:r>
+        <w:t xml:space="preserve"> </w:t>
+      </w:r>
+      <w:r>
+        <w:t xml:space="preserve">—</w:t>
+      </w:r>
+      <w:r>
+        <w:t xml:space="preserve"> </w:t>
+      </w:r>
+      <w:r>
+        <w:rPr>
+          <w:rStyle w:val="VerbatimChar"/>
+        </w:rPr>
+        <w:t xml:space="preserve">seamStep</w:t>
+      </w:r>
+      <w:r>
+        <w:t xml:space="preserve"> </w:t>
+      </w:r>
+      <w:r>
+        <w:t xml:space="preserve">is the</w:t>
+      </w:r>
+      <w:r>
+        <w:t xml:space="preserve"> </w:t>
+      </w:r>
+      <w:r>
+        <w:t xml:space="preserve">sanctioned issuing interface, the naked issuing path is</w:t>
+      </w:r>
+      <w:r>
+        <w:t xml:space="preserve"> </w:t>
+      </w:r>
+      <w:r>
+        <w:rPr>
+          <w:rStyle w:val="VerbatimChar"/>
+        </w:rPr>
+        <w:t xml:space="preserve">@[deprecated seamStep]</w:t>
+      </w:r>
+      <w:r>
+        <w:t xml:space="preserve"> </w:t>
+      </w:r>
+      <w:r>
+        <w:t xml:space="preserve">in-code, and theorems L10 (</w:t>
+      </w:r>
+      <w:r>
+        <w:rPr>
+          <w:rStyle w:val="VerbatimChar"/>
+        </w:rPr>
+        <w:t xml:space="preserve">seam_no_naked_initiation</w:t>
+      </w:r>
+      <w:r>
+        <w:t xml:space="preserve">) and L11</w:t>
+      </w:r>
+      <w:r>
+        <w:t xml:space="preserve"> </w:t>
+      </w:r>
+      <w:r>
+        <w:t xml:space="preserve">(</w:t>
+      </w:r>
+      <w:r>
+        <w:rPr>
+          <w:rStyle w:val="VerbatimChar"/>
+        </w:rPr>
+        <w:t xml:space="preserve">seam_initiation_requires_accompaniment</w:t>
+      </w:r>
+      <w:r>
+        <w:t xml:space="preserve">) prove no unaccompanied bit initiates a</w:t>
+      </w:r>
+      <w:r>
+        <w:t xml:space="preserve"> </w:t>
+      </w:r>
+      <w:r>
+        <w:t xml:space="preserve">fresh PIO from any state. The internal</w:t>
+      </w:r>
+      <w:r>
+        <w:t xml:space="preserve"> </w:t>
+      </w:r>
+      <w:r>
+        <w:rPr>
+          <w:rStyle w:val="VerbatimChar"/>
+        </w:rPr>
+        <w:t xml:space="preserve">estep</w:t>
+      </w:r>
+      <w:r>
+        <w:t xml:space="preserve">/</w:t>
+      </w:r>
+      <w:r>
+        <w:rPr>
+          <w:rStyle w:val="VerbatimChar"/>
+        </w:rPr>
+        <w:t xml:space="preserve">EpInput</w:t>
+      </w:r>
+      <w:r>
+        <w:t xml:space="preserve"> </w:t>
+      </w:r>
+      <w:r>
+        <w:t xml:space="preserve">remain (the machine, not</w:t>
+      </w:r>
+      <w:r>
+        <w:t xml:space="preserve"> </w:t>
+      </w:r>
+      <w:r>
+        <w:t xml:space="preserve">the bypass). Footprint moved 131/60 → 133/60.</w:t>
+      </w:r>
+    </w:p>
+    <w:p>
+      <w:pPr>
+        <w:pStyle w:val="BodyText"/>
       </w:pPr>
       <w:r>
         <w:t xml:space="preserve">A third, environment-level constraint is recorded here for the author: the pinned Lean</w:t>
